--- a/backend/documents/templates/file5.docx
+++ b/backend/documents/templates/file5.docx
@@ -161,10 +161,15 @@
         <w:t xml:space="preserve">o godzinie </w:t>
       </w:r>
       <w:r>
-        <w:t>16:00</w:t>
-      </w:r>
-      <w:r>
-        <w:t xml:space="preserve"> </w:t>
+        <w:t>{{</w:t>
+      </w:r>
+      <w:proofErr w:type="spellStart"/>
+      <w:r>
+        <w:t>exam_time</w:t>
+      </w:r>
+      <w:proofErr w:type="spellEnd"/>
+      <w:r>
+        <w:t>}}</w:t>
       </w:r>
       <w:r>
         <w:t xml:space="preserve"> w</w:t>
@@ -205,13 +210,7 @@
     </w:p>
     <w:p>
       <w:r>
-        <w:t xml:space="preserve">- Ratownik Medyczny, </w:t>
-      </w:r>
-      <w:r>
-        <w:t>lic.</w:t>
-      </w:r>
-      <w:r>
-        <w:t xml:space="preserve"> pielęgniarstwa </w:t>
+        <w:t xml:space="preserve">- </w:t>
       </w:r>
       <w:r>
         <w:t xml:space="preserve">{{ </w:t>
